--- a/public/template/BAOHIEM/QUYETTOAN.docx
+++ b/public/template/BAOHIEM/QUYETTOAN.docx
@@ -465,14 +465,7 @@
                 <w:rFonts w:ascii="Chakra Petch" w:eastAsia="Times New Roman" w:hAnsi="Chakra Petch" w:cs="Arial"/>
                 <w:szCs w:val="24"/>
               </w:rPr>
-              <w:t>Người tạo Quyết toán</w:t>
-            </w:r>
-            <w:r>
-              <w:rPr>
-                <w:rFonts w:ascii="Chakra Petch" w:eastAsia="Times New Roman" w:hAnsi="Chakra Petch" w:cs="Arial"/>
-                <w:szCs w:val="24"/>
-              </w:rPr>
-              <w:t xml:space="preserve">: </w:t>
+              <w:t xml:space="preserve">Người tạo Quyết toán: </w:t>
             </w:r>
             <w:r>
               <w:rPr>
@@ -1436,25 +1429,7 @@
                 <w:bCs/>
                 <w:szCs w:val="24"/>
               </w:rPr>
-              <w:t xml:space="preserve"> </w:t>
-            </w:r>
-            <w:r>
-              <w:rPr>
-                <w:rFonts w:ascii="Chakra Petch" w:eastAsia="Times New Roman" w:hAnsi="Chakra Petch" w:cs="Arial"/>
-                <w:b/>
-                <w:bCs/>
-                <w:szCs w:val="24"/>
-              </w:rPr>
               <w:t>nguoiTao</w:t>
-            </w:r>
-            <w:r>
-              <w:rPr>
-                <w:rFonts w:ascii="Chakra Petch" w:eastAsia="Times New Roman" w:hAnsi="Chakra Petch" w:cs="Arial"/>
-                <w:b/>
-                <w:bCs/>
-                <w:szCs w:val="24"/>
-              </w:rPr>
-              <w:t xml:space="preserve"> </w:t>
             </w:r>
             <w:r>
               <w:rPr>

--- a/public/template/BAOHIEM/QUYETTOAN.docx
+++ b/public/template/BAOHIEM/QUYETTOAN.docx
@@ -1029,25 +1029,7 @@
                 <w:bCs/>
                 <w:szCs w:val="24"/>
               </w:rPr>
-              <w:t xml:space="preserve"> (</w:t>
-            </w:r>
-            <w:r>
-              <w:rPr>
-                <w:rFonts w:ascii="Chakra Petch" w:eastAsia="Times New Roman" w:hAnsi="Chakra Petch" w:cs="Arial"/>
-                <w:b/>
-                <w:bCs/>
-                <w:szCs w:val="24"/>
-              </w:rPr>
-              <w:t xml:space="preserve">Đã trừ tiền đặt cọc; </w:t>
-            </w:r>
-            <w:r>
-              <w:rPr>
-                <w:rFonts w:ascii="Chakra Petch" w:eastAsia="Times New Roman" w:hAnsi="Chakra Petch" w:cs="Arial"/>
-                <w:b/>
-                <w:bCs/>
-                <w:szCs w:val="24"/>
-              </w:rPr>
-              <w:t>Giá đã bao gồm VAT)</w:t>
+              <w:t xml:space="preserve"> (Giá đã bao gồm VAT)</w:t>
             </w:r>
             <w:r>
               <w:rPr>

--- a/public/template/BAOHIEM/QUYETTOAN.docx
+++ b/public/template/BAOHIEM/QUYETTOAN.docx
@@ -189,7 +189,14 @@
           <w:rFonts w:ascii="Chakra Petch" w:eastAsia="Times New Roman" w:hAnsi="Chakra Petch" w:cs="Arial"/>
           <w:szCs w:val="24"/>
         </w:rPr>
-        <w:t xml:space="preserve"> báo giá</w:t>
+        <w:t xml:space="preserve"> </w:t>
+      </w:r>
+      <w:r>
+        <w:rPr>
+          <w:rFonts w:ascii="Chakra Petch" w:eastAsia="Times New Roman" w:hAnsi="Chakra Petch" w:cs="Arial"/>
+          <w:szCs w:val="24"/>
+        </w:rPr>
+        <w:t>quyết toán</w:t>
       </w:r>
       <w:r>
         <w:rPr>
@@ -1247,7 +1254,14 @@
                 <w:rFonts w:ascii="Chakra Petch" w:eastAsia="Times New Roman" w:hAnsi="Chakra Petch" w:cs="Arial"/>
                 <w:szCs w:val="24"/>
               </w:rPr>
-              <w:t>sửa chữa)</w:t>
+              <w:t>bảo hiểm</w:t>
+            </w:r>
+            <w:r>
+              <w:rPr>
+                <w:rFonts w:ascii="Chakra Petch" w:eastAsia="Times New Roman" w:hAnsi="Chakra Petch" w:cs="Arial"/>
+                <w:szCs w:val="24"/>
+              </w:rPr>
+              <w:t>)</w:t>
             </w:r>
           </w:p>
           <w:p>
